--- a/docs/PRD_게임영상물_등급분류_분석_v1.7_260914.docx
+++ b/docs/PRD_게임영상물_등급분류_분석_v1.7_260914.docx
@@ -2157,7 +2157,7 @@
                 <w:rFonts w:ascii="맑은 고딕" w:hAnsi="맑은 고딕" w:eastAsia="맑은 고딕"/>
                 <w:sz w:val="19"/>
               </w:rPr>
-              <w:t>실행 + 피드백 — 항등식이라 볼 것이 없음</w:t>
+              <w:t>실행 + 피드백 — 항등식 관계로 확인되어 분석 대상에서 제외</w:t>
             </w:r>
           </w:p>
         </w:tc>
@@ -2995,7 +2995,7 @@
                 <w:rFonts w:ascii="맑은 고딕" w:hAnsi="맑은 고딕" w:eastAsia="맑은 고딕"/>
                 <w:sz w:val="19"/>
               </w:rPr>
-              <w:t>v1.1에서 자체등급분류 데이터를 분석 범위에서 빼기로 정했고, 그 결정은 유지한다. 다만 '얼마나 빠져 있는지'를 지금까지 숫자로 말하지 못했다. 별개 업무에서 확보돼 있던 자체등급분류 공표 자료(76,409건, 약 7주치)를 비교군으로 들여와 그 자리를 채운다. 같은 기간으로 맞춰 보면 위원회 심의는 207건, 자체등급분류는 76,409건으로 약 369배 차이다. Open API 로 공개되는 것은 게임물 등급분류의 0.27%에 지나지 않는다.</w:t>
+              <w:t>v1.1에서 자체등급분류 데이터를 분석 범위에서 빼기로 정했고, 그 결정은 유지한다. 다만 '얼마나 빠져 있는지'를 지금까지 숫자로 말하지 못했다. 별개 업무에서 확보돼 있던 자체등급분류 공표 자료(76,409건, 약 7주치)를 비교군으로 들여와 그 자리를 채운다. 동일 기간을 기준으로 비교하면 위원회 심의 207건, 자체등급분류 76,409건으로 약 369배의 차이가 있다. Open API 로 공개되는 것은 게임물 등급분류의 0.27%에 지나지 않는다.</w:t>
             </w:r>
           </w:p>
         </w:tc>
@@ -4119,7 +4119,7 @@
                 <w:rFonts w:ascii="맑은 고딕" w:hAnsi="맑은 고딕" w:eastAsia="맑은 고딕"/>
                 <w:sz w:val="19"/>
               </w:rPr>
-              <w:t>화면 이름을 실제 화면 라벨과 맞추고, 4번 화면의 '게임물 확보 전에는 종별 비교로 대체' 단서를 삭제. 4번 화면의 이진화 기준 선택을 구성 요소에 추가</w:t>
+              <w:t>화면 이름을 실제 화면 라벨(①~⑥)과 맞추고, 4번 화면의 '게임물 확보 전에는 종별 비교로 대체' 단서를 삭제. 4번 화면의 이진화 기준 선택을 구성 요소에 추가</w:t>
             </w:r>
           </w:p>
         </w:tc>
@@ -4474,6 +4474,62 @@
                 <w:sz w:val="19"/>
               </w:rPr>
               <w:t>실행 — 배포 후 확인된 제약</w:t>
+            </w:r>
+          </w:p>
+        </w:tc>
+      </w:tr>
+      <w:tr>
+        <w:tc>
+          <w:tcPr>
+            <w:tcW w:type="dxa" w:w="680"/>
+          </w:tcPr>
+          <w:p>
+            <w:pPr>
+              <w:spacing w:after="40"/>
+            </w:pPr>
+            <w:r/>
+            <w:r>
+              <w:rPr>
+                <w:rFonts w:ascii="맑은 고딕" w:hAnsi="맑은 고딕" w:eastAsia="맑은 고딕"/>
+                <w:sz w:val="19"/>
+              </w:rPr>
+              <w:t>전 문서</w:t>
+            </w:r>
+          </w:p>
+        </w:tc>
+        <w:tc>
+          <w:tcPr>
+            <w:tcW w:type="dxa" w:w="4535"/>
+          </w:tcPr>
+          <w:p>
+            <w:pPr>
+              <w:spacing w:after="40"/>
+            </w:pPr>
+            <w:r/>
+            <w:r>
+              <w:rPr>
+                <w:rFonts w:ascii="맑은 고딕" w:hAnsi="맑은 고딕" w:eastAsia="맑은 고딕"/>
+                <w:sz w:val="19"/>
+              </w:rPr>
+              <w:t>문체를 공적 문어체로 통일. 대시보드 화면 문구와 리포트 5종도 동일 기준으로 정리</w:t>
+            </w:r>
+          </w:p>
+        </w:tc>
+        <w:tc>
+          <w:tcPr>
+            <w:tcW w:type="dxa" w:w="3855"/>
+          </w:tcPr>
+          <w:p>
+            <w:pPr>
+              <w:spacing w:after="40"/>
+            </w:pPr>
+            <w:r/>
+            <w:r>
+              <w:rPr>
+                <w:rFonts w:ascii="맑은 고딕" w:hAnsi="맑은 고딕" w:eastAsia="맑은 고딕"/>
+                <w:sz w:val="19"/>
+              </w:rPr>
+              <w:t>결정 — 대외 제출 문서의 표기 기준에 맞춤</w:t>
             </w:r>
           </w:p>
         </w:tc>
@@ -4607,7 +4663,7 @@
           <w:rFonts w:ascii="맑은 고딕" w:hAnsi="맑은 고딕" w:eastAsia="맑은 고딕"/>
           <w:sz w:val="20"/>
         </w:rPr>
-        <w:t>두 기관 모두 한 건씩 찾아보는 것은 되지만, 조건을 바꿔가며 견줘볼 수 있는 도구는 없다.</w:t>
+        <w:t>두 기관 모두 개별 건 조회는 가능하나, 조건을 변경하며 비교할 수 있는 수단은 없다.</w:t>
       </w:r>
     </w:p>
     <w:p>
@@ -5595,7 +5651,7 @@
                 <w:rFonts w:ascii="맑은 고딕" w:hAnsi="맑은 고딕" w:eastAsia="맑은 고딕"/>
                 <w:sz w:val="19"/>
               </w:rPr>
-              <w:t>영상물은 등급에 사람의 판단이 거의 없다. 항목 점수 중 가장 높은 값이 그대로 등급이 된다(99.93%). 판단이 드러나는 곳은 신청 등급을 조정하는 12.2%뿐이다.</w:t>
+              <w:t>영상물은 등급 결정에 재량적 판단이 거의 개입하지 않는다. 내용정보 항목의 최고값이 그대로 등급이 된다(99.93%). 판단이 드러나는 곳은 신청 등급을 조정하는 12.2%뿐이다.</w:t>
             </w:r>
           </w:p>
         </w:tc>
@@ -5658,7 +5714,7 @@
                 <w:rFonts w:ascii="맑은 고딕" w:hAnsi="맑은 고딕" w:eastAsia="맑은 고딕"/>
                 <w:sz w:val="19"/>
               </w:rPr>
-              <w:t>이것은 '위원회가 직접 심의한 게임물'의 이야기다. 결론 2에서 보듯 그 표본은 전체의 0.27%이고, 사업자 자체 분류에는 사행성 게임이 사실상 없다(0.05%). 두 갈래에 들어오는 게임이 다르므로, 결론 1의 수치를 게임물 전체로 넓혀 읽으면 안 된다.</w:t>
+              <w:t>본 결과는 위원회가 직접 심의한 게임물에 한정된다. 결론 2에서 확인한 바와 같이 해당 표본은 전체의 0.27%이고, 사업자 자체 분류에는 사행성 게임이 사실상 없다(0.05%). 두 갈래에 들어오는 게임물의 성격이 상이하므로, 결론 1의 수치를 게임물 전체로 일반화하여서는 안 된다.</w:t>
             </w:r>
           </w:p>
         </w:tc>
@@ -6721,7 +6777,7 @@
                 <w:rFonts w:ascii="맑은 고딕" w:hAnsi="맑은 고딕" w:eastAsia="맑은 고딕"/>
                 <w:sz w:val="19"/>
               </w:rPr>
-              <w:t>게임물 내용정보는 수준 없이 해당 항목의 이름만 나열되는 형태였다. 예를 들어 '선정성,언어'처럼 온다. 영상물이 항목마다 1~5단계를 주는 것과 다르다. 실제로 등장하는 이름은 7종이며, 명세에 적힌 '언어의 부적절성'과 '범죄 및 반사회성'이 데이터에서는 '언어'와 '범죄'로 온다. 29,417건 가운데 13,993건(47.6%)은 이 칸이 비어 있는데, 그 건들의 청소년이용불가 비율이 0.06%에 불과해 '미기재'가 아니라 '해당 요소 없음'으로 읽어야 한다.</w:t>
+              <w:t>게임물 내용정보는 수준 없이 해당 항목의 이름만 나열되는 형태였다. 예를 들어 '선정성,언어'처럼 온다. 영상물이 항목마다 1~5단계를 주는 것과 다르다. 실제로 등장하는 이름은 7종이며, 명세에 적힌 '언어의 부적절성'과 '범죄 및 반사회성'이 데이터에서는 '언어'와 '범죄'로 온다. 29,417건 가운데 13,993건(47.6%)은 이 칸이 비어 있는데, 그 건들의 청소년이용불가 비율이 0.06%에 불과하므로 미기재가 아니라 해당 요소 없음으로 해석하여야 한다.</w:t>
             </w:r>
           </w:p>
         </w:tc>
@@ -10449,7 +10505,7 @@
           <w:b w:val="0"/>
           <w:sz w:val="20"/>
         </w:rPr>
-        <w:t>규칙에 어긋난 98건은 모두 2017년 5월 이전이며, 대부분 최고값이 5단계인데 제한관람가가 아니라 청소년관람불가로 결정된 경우다. 그 이후로는 예외가 하나도 없다. 표기가 등급 이름으로 바뀐 시점과 규칙이 완전히 지켜지기 시작한 시점이 겹친다.</w:t>
+        <w:t>규칙에 어긋난 98건은 모두 2017년 5월 이전이며, 대부분 최고값이 5단계인데 제한관람가가 아니라 청소년관람불가로 결정된 사례이다. 그 이후 구간에서는 예외가 확인되지 않는다. 표기가 등급 이름으로 바뀐 시점과 규칙이 완전히 지켜지기 시작한 시점이 겹친다.</w:t>
       </w:r>
     </w:p>
     <w:p>
@@ -10499,7 +10555,7 @@
                 <w:rFonts w:ascii="맑은 고딕" w:hAnsi="맑은 고딕" w:eastAsia="맑은 고딕"/>
                 <w:sz w:val="19"/>
               </w:rPr>
-              <w:t>내용정보로 등급을 설명하려는 분석은 모두 같은 값을 두 번 쓰는 셈이 되어 성립하지 않는다. 실제로 회귀 모형을 돌리면 AUC가 1.000으로 나오는데, 모형이 좋아서가 아니라 정답을 미리 알려준 것이기 때문이다. 5.3절 함정 1이 경고한 순환 논리가 경향이 아니라 항등식으로 확인된 것이며, 이에 따라 5.2절 질문과 5.4절 분석 축, 6.1절 화면 구성을 모두 다시 정의했다. 성인물이 사실상 전건 청소년관람불가인 것도 예외가 아니라 이 규칙의 결과다(성인물은 선정성이 4단계 이상이라 자동으로 청소년관람불가가 된다).</w:t>
+              <w:t>내용정보로 등급을 설명하려는 분석은 모두 동일한 값을 두 번 사용하는 것이 되어 성립하지 않는다. 실제로 회귀 모형을 돌리면 AUC가 1.000으로 나오는데, 모형이 좋아서가 아니라 정답을 미리 알려준 것이기 때문이다. 5.3절 함정 1이 경고한 순환 논리가 경향이 아니라 항등식으로 확인된 것이며, 이에 따라 5.2절 질문과 5.4절 분석 축, 6.1절 화면 구성을 모두 다시 정의했다. 성인물이 사실상 전건 청소년관람불가인 것도 예외가 아니라 이 규칙의 결과다(성인물은 선정성이 4단계 이상이라 자동으로 청소년관람불가가 된다).</w:t>
             </w:r>
           </w:p>
         </w:tc>
@@ -11032,7 +11088,7 @@
           <w:b w:val="0"/>
           <w:sz w:val="20"/>
         </w:rPr>
-        <w:t>같은 '항목 하나'인데 결과가 전혀 다르다. 사행성이 붙으면 사실상 청소년이용불가가 확정되고, 폭력성은 붙어도 대부분 그렇지 않다. 영상물처럼 '수준이 올라가면 등급이 올라간다'는 구조가 아니다.</w:t>
+        <w:t>같은 '항목 하나'인데 결과가 전혀 다르다. 사행성이 붙으면 사실상 청소년이용불가가 확정되고, 폭력성은 보유하더라도 대부분 해당하지 않는다. 영상물과 같이 수준의 상승에 따라 등급이 결정되는 구조가 아니다.</w:t>
       </w:r>
     </w:p>
     <w:p>
@@ -11231,7 +11287,7 @@
           <w:b w:val="0"/>
           <w:sz w:val="20"/>
         </w:rPr>
-        <w:t>청소년이용불가 넷 중 셋이 사행성을 갖고 있다. 플랫폼별로 보면 사행성 비율과 청소년이용불가 비율이 거의 붙어 다닌다. 웹보드가 많은 온라인 게임은 양쪽 다 가장 높고, 흔히 폭력적이라 여겨지는 콘솔(비디오 게임)은 양쪽 다 가장 낮다. 게임 등급분류에서 청소년 보호는 사실상 도박성 차단으로 작동한다.</w:t>
+        <w:t>청소년이용불가 넷 중 셋이 사행성을 갖고 있다. 플랫폼별로 보면 사행성 비율과 청소년이용불가 비율이 거의 동일한 양상을 보인다. 웹보드 게임의 비중이 높은 온라인 게임은 양 지표가 모두 가장 높고, 흔히 폭력적이라 여겨지는 콘솔(비디오 게임)은 양쪽 다 가장 낮다. 게임 등급분류에서 청소년 보호는 사실상 도박성 차단으로 작동한다.</w:t>
       </w:r>
     </w:p>
     <w:p>
@@ -11281,7 +11337,7 @@
                 <w:rFonts w:ascii="맑은 고딕" w:hAnsi="맑은 고딕" w:eastAsia="맑은 고딕"/>
                 <w:sz w:val="19"/>
               </w:rPr>
-              <w:t>영상물은 수준으로, 게임물은 종류로 등급을 정한다. 그래서 '같은 내용 수준'이라는 말이 두 매체에서 같은 뜻이 아니다. 매체 비교는 영상물을 이진화해 억지로 맞춘 결과이며, 그 한계를 결론에 반드시 함께 적는다(4.4절·5.5절).</w:t>
+              <w:t>영상물은 수준으로, 게임물은 종류로 등급을 정한다. 그래서 '같은 내용 수준'이라는 말이 두 매체에서 동일한 의미를 갖지 않는다. 매체 비교는 영상물을 이진화하여 대응시킨 결과이며, 그 한계를 결론에 반드시 함께 적는다(4.4절·5.5절).</w:t>
             </w:r>
           </w:p>
         </w:tc>
@@ -12352,7 +12408,7 @@
                 <w:rFonts w:ascii="맑은 고딕" w:hAnsi="맑은 고딕" w:eastAsia="맑은 고딕"/>
                 <w:sz w:val="19"/>
               </w:rPr>
-              <w:t>결정사유(rtCoreHarmRsnNm)로 최고값을 차지한 항목을 식별하고, 종별·시기별 구성 변화를 본다. 최고값 규칙에서 자동으로 따라 나오지 않는 정보다.</w:t>
+              <w:t>결정사유(rtCoreHarmRsnNm)로 최고값을 차지한 항목을 식별하고, 종별·시기별 구성 변화를 확인한다. 최고값 규칙에서 자동으로 따라 나오지 않는 정보다.</w:t>
             </w:r>
           </w:p>
         </w:tc>
@@ -12466,7 +12522,7 @@
                 <w:rFonts w:ascii="맑은 고딕" w:hAnsi="맑은 고딕" w:eastAsia="맑은 고딕"/>
                 <w:sz w:val="19"/>
               </w:rPr>
-              <w:t>게임물을 위원회가 심의한 것과 사업자가 스스로 매긴 것으로 나눠 견준다. 두 데이터를 합치지 않고 나란히 놓기만 한다. 자체등급분류 구간이 약 7주뿐이므로 위원회 쪽도 같은 기간으로 잘라서 본다. 장르는 표기 체계가 달라 통제하지 않는다.</w:t>
+              <w:t>게임물을 위원회가 심의한 것과 사업자가 스스로 매긴 것으로 나눠 견준다. 두 데이터를 합치지 않고 나란히 놓기만 한다. 자체등급분류 구간이 약 7주뿐이므로 위원회 쪽도 같은 기간으로 한정하여 비교한다. 장르는 표기 체계가 상이하여 통제하지 않는다.</w:t>
             </w:r>
           </w:p>
         </w:tc>
@@ -12796,14 +12852,14 @@
                 <w:color w:val="9C5A00"/>
                 <w:sz w:val="19"/>
               </w:rPr>
-              <w:t xml:space="preserve">[이 차이를 심의 엄격도로 읽으면 안 된다] </w:t>
-            </w:r>
-            <w:r>
-              <w:rPr>
-                <w:rFonts w:ascii="맑은 고딕" w:hAnsi="맑은 고딕" w:eastAsia="맑은 고딕"/>
-                <w:sz w:val="19"/>
-              </w:rPr>
-              <w:t>두 집단은 들어오는 게임물 자체가 다르다. 자체등급분류에는 사행성 게임물이 사실상 없고(보유율 0.05%, 위원회는 23.2%), 위원회 쪽에는 아케이드 기기가 많다. 사행성은 단독으로만 붙어도 청소년이용불가 비율이 97.1%라, 2절의 등급 분포 차이는 상당 부분 여기서 온다. 축④의 쓸모는 '어느 쪽이 엄한가'가 아니라 '공개 데이터가 전체의 얼마인가'를 보여주는 데 있다.</w:t>
+              <w:t xml:space="preserve">[이 차이를 심의 엄격도의 차이로 해석하여서는 안 된다] </w:t>
+            </w:r>
+            <w:r>
+              <w:rPr>
+                <w:rFonts w:ascii="맑은 고딕" w:hAnsi="맑은 고딕" w:eastAsia="맑은 고딕"/>
+                <w:sz w:val="19"/>
+              </w:rPr>
+              <w:t>두 집단은 들어오는 게임물 자체가 다르다. 자체등급분류에는 사행성 게임물이 사실상 없고(보유율 0.05%, 위원회는 23.2%), 위원회 쪽에는 아케이드 기기가 많다. 사행성은 단독 보유만으로도 청소년이용불가 비율이 97.1%에 이르므로, 2절의 등급 분포 차이는 상당 부분 여기서 온다. 축④의 쓸모는 '어느 쪽이 엄한가'가 아니라 '공개 데이터가 전체의 얼마인가'를 보여주는 데 있다.</w:t>
             </w:r>
           </w:p>
         </w:tc>
@@ -14706,7 +14762,7 @@
                 <w:rFonts w:ascii="맑은 고딕" w:hAnsi="맑은 고딕" w:eastAsia="맑은 고딕"/>
                 <w:sz w:val="19"/>
               </w:rPr>
-              <w:t>이 프로젝트는 Open API로 공개된 데이터만 분석한다. 그래서 게임물 표본에는 자체등급분류를 거친 물량이 빠져 있다. v1.4까지는 '일부만 담고 있다'고만 적었으나, 축④에서 그 크기를 쟀다. 같은 기간(2026-07-01~08-19)으로 맞춰 보면 위원회 심의 207건 대 자체등급분류 76,409건, 즉 공개되는 것은 전체의 0.27%다. 5.4절 축①의 '게임물'은 '전체 게임물'이 아니라 '위원회가 직접 심의한 게임물'로 읽어야 하며, 이 조건을 대시보드와 리포트에 모두 적는다.</w:t>
+              <w:t>이 프로젝트는 Open API로 공개된 데이터만 분석한다. 그래서 게임물 표본에는 자체등급분류를 거친 물량이 빠져 있다. v1.4까지는 '일부만 담고 있다'고만 적었으나, 축④에서 그 크기를 쟀다. 동일 기간(2026-07-01~08-19)을 기준으로 비교하면 위원회 심의 207건 대 자체등급분류 76,409건으로 즉 공개되는 것은 전체의 0.27%다. 5.4절 축①의 '게임물'은 '전체 게임물'이 아니라 위원회가 직접 심의한 게임물로 한정하여 해석하여야 하며, 이 조건을 대시보드와 리포트에 모두 명시한다.</w:t>
             </w:r>
           </w:p>
         </w:tc>
@@ -14976,7 +15032,7 @@
                 <w:rFonts w:ascii="맑은 고딕" w:hAnsi="맑은 고딕" w:eastAsia="맑은 고딕"/>
                 <w:sz w:val="19"/>
               </w:rPr>
-              <w:t>① 등급 결정 규칙</w:t>
+              <w:t>① 등급 결정 기준</w:t>
             </w:r>
           </w:p>
         </w:tc>
@@ -15032,7 +15088,7 @@
                 <w:rFonts w:ascii="맑은 고딕" w:hAnsi="맑은 고딕" w:eastAsia="맑은 고딕"/>
                 <w:sz w:val="19"/>
               </w:rPr>
-              <w:t>② 등급을 올린 항목</w:t>
+              <w:t>② 등급 상향 요인</w:t>
             </w:r>
           </w:p>
         </w:tc>
@@ -15088,7 +15144,7 @@
                 <w:rFonts w:ascii="맑은 고딕" w:hAnsi="맑은 고딕" w:eastAsia="맑은 고딕"/>
                 <w:sz w:val="19"/>
               </w:rPr>
-              <w:t>③ 신청 대비 조정</w:t>
+              <w:t>③ 신청등급 대비 조정</w:t>
             </w:r>
           </w:p>
         </w:tc>
@@ -15144,7 +15200,7 @@
                 <w:rFonts w:ascii="맑은 고딕" w:hAnsi="맑은 고딕" w:eastAsia="맑은 고딕"/>
                 <w:sz w:val="19"/>
               </w:rPr>
-              <w:t>④ 매체 비교</w:t>
+              <w:t>④ 매체 간 판정 차이</w:t>
             </w:r>
           </w:p>
         </w:tc>
@@ -15200,7 +15256,7 @@
                 <w:rFonts w:ascii="맑은 고딕" w:hAnsi="맑은 고딕" w:eastAsia="맑은 고딕"/>
                 <w:sz w:val="19"/>
               </w:rPr>
-              <w:t>⑤ 누가 매기는가</w:t>
+              <w:t>⑤ 공개 데이터 포괄 범위</w:t>
             </w:r>
           </w:p>
         </w:tc>
@@ -15256,7 +15312,7 @@
                 <w:rFonts w:ascii="맑은 고딕" w:hAnsi="맑은 고딕" w:eastAsia="맑은 고딕"/>
                 <w:sz w:val="19"/>
               </w:rPr>
-              <w:t>⑥ 원자료</w:t>
+              <w:t>⑥ 개별 건 조회</w:t>
             </w:r>
           </w:p>
         </w:tc>
@@ -15313,7 +15369,7 @@
           <w:b w:val="0"/>
           <w:sz w:val="20"/>
         </w:rPr>
-        <w:t>v1.2까지 두었던 '개수 효과'·'조합 효과' 화면은 삭제한다. 4.7절에 따라 내용정보와 등급의 관계를 보여주는 화면은 볼 것이 없다. 대신 1번 화면에서 그 관계가 항등식임을 직접 보여준다.</w:t>
+        <w:t>v1.2까지 두었던 '개수 효과'·'조합 효과' 화면은 삭제한다. 4.7절에 따라 내용정보와 등급의 관계를 제시하는 화면은 실익이 없다. 이에 갈음하여 1번 화면에서 해당 관계가 항등식임을 직접 제시한다.</w:t>
       </w:r>
     </w:p>
     <w:tbl>
@@ -15467,7 +15523,7 @@
           <w:b w:val="0"/>
           <w:sz w:val="20"/>
         </w:rPr>
-        <w:t>계획에 있던 '매체' 필터는 넣지 않았다. 화면마다 보는 매체가 정해져 있어 (①②③ 영상물 · ④ 두 매체 · ⑤ 게임물) 필터로 고를 일이 없다. '연령등급'과 '내용요소 및 수준' 필터도 넣지 않았다. 4.7절에 따라 등급은 내용정보의 최고값이라, 둘을 각각 걸러내는 것은 같은 값을 두 번 거르는 일이 된다. 대신 각 화면이 그 관계를 직접 보여준다.</w:t>
+        <w:t>계획에 있던 '매체' 필터는 넣지 않았다. 화면마다 보는 매체가 정해져 있어 (①②③ 영상물 · ④ 두 매체 · ⑤ 게임물) 별도의 선택이 필요하지 않다. '연령등급'과 '내용요소 및 수준' 필터도 넣지 않았다. 4.7절에 따라 등급은 내용정보의 최고값이라, 둘을 각각 걸러내는 것은 같은 값을 두 번 거르는 일이 된다. 대신 각 화면이 그 관계를 직접 보여준다.</w:t>
       </w:r>
     </w:p>
     <w:p>

--- a/docs/PRD_게임영상물_등급분류_분석_v1.7_260914.docx
+++ b/docs/PRD_게임영상물_등급분류_분석_v1.7_260914.docx
@@ -309,7 +309,7 @@
                 <w:rFonts w:ascii="맑은 고딕" w:hAnsi="맑은 고딕" w:eastAsia="맑은 고딕"/>
                 <w:sz w:val="19"/>
               </w:rPr>
-              <w:t>개정 — 전 단계 완료. 대시보드 공개 배포까지 끝났다</w:t>
+              <w:t>개정. 0~7단계 전 과정 완료(대시보드 공개 배포 포함)</w:t>
             </w:r>
           </w:p>
         </w:tc>
@@ -1066,7 +1066,7 @@
                 <w:rFonts w:ascii="맑은 고딕" w:hAnsi="맑은 고딕" w:eastAsia="맑은 고딕"/>
                 <w:sz w:val="19"/>
               </w:rPr>
-              <w:t>실행 — API 최초 등급분류일자가 2009-01-06으로 확인됨</w:t>
+              <w:t>실행: API 최초 등급분류일자가 2009-01-06으로 확인됨</w:t>
             </w:r>
           </w:p>
         </w:tc>
@@ -1122,7 +1122,7 @@
                 <w:rFonts w:ascii="맑은 고딕" w:hAnsi="맑은 고딕" w:eastAsia="맑은 고딕"/>
                 <w:sz w:val="19"/>
               </w:rPr>
-              <w:t>실행 — rtCoreHarmRsnNm 기반 확정 (4.6절)</w:t>
+              <w:t>실행: rtCoreHarmRsnNm 기반 확정 (4.6절)</w:t>
             </w:r>
           </w:p>
         </w:tc>
@@ -1178,7 +1178,7 @@
                 <w:rFonts w:ascii="맑은 고딕" w:hAnsi="맑은 고딕" w:eastAsia="맑은 고딕"/>
                 <w:sz w:val="19"/>
               </w:rPr>
-              <w:t>피드백 — 의미가 완전히 같지 않은 항목은 무리하게 통합하지 않는다</w:t>
+              <w:t>피드백: 의미가 완전히 같지 않은 항목은 무리하게 통합하지 않는다</w:t>
             </w:r>
           </w:p>
         </w:tc>
@@ -1234,7 +1234,7 @@
                 <w:rFonts w:ascii="맑은 고딕" w:hAnsi="맑은 고딕" w:eastAsia="맑은 고딕"/>
                 <w:sz w:val="19"/>
               </w:rPr>
-              <w:t>실행 — 두 체계 모두 5단계이며 경계 시점 평균 차이 -0.06~-0.21로 대응 확인</w:t>
+              <w:t>실행: 두 체계 모두 5단계이며 경계 시점 평균 차이 -0.06~-0.21로 대응 확인</w:t>
             </w:r>
           </w:p>
         </w:tc>
@@ -1290,7 +1290,7 @@
                 <w:rFonts w:ascii="맑은 고딕" w:hAnsi="맑은 고딕" w:eastAsia="맑은 고딕"/>
                 <w:sz w:val="19"/>
               </w:rPr>
-              <w:t>실행 — 게임물 descriptors 형태 미확인 상태에서의 분기 설계</w:t>
+              <w:t>실행: 게임물 descriptors 형태 미확인 상태에서의 분기 설계</w:t>
             </w:r>
           </w:p>
         </w:tc>
@@ -1346,7 +1346,7 @@
                 <w:rFonts w:ascii="맑은 고딕" w:hAnsi="맑은 고딕" w:eastAsia="맑은 고딕"/>
                 <w:sz w:val="19"/>
               </w:rPr>
-              <w:t>실행 — 0단계 검증 완료(영상물) / 보류(게임물)</w:t>
+              <w:t>실행: 0단계 검증 완료(영상물) / 보류(게임물)</w:t>
             </w:r>
           </w:p>
         </w:tc>
@@ -1402,7 +1402,7 @@
                 <w:rFonts w:ascii="맑은 고딕" w:hAnsi="맑은 고딕" w:eastAsia="맑은 고딕"/>
                 <w:sz w:val="19"/>
               </w:rPr>
-              <w:t>실행 — 포털 메타데이터의 항목 순서가 실제와 다름을 확인</w:t>
+              <w:t>실행: 포털 메타데이터의 항목 순서가 실제와 다름을 확인</w:t>
             </w:r>
           </w:p>
         </w:tc>
@@ -1458,7 +1458,7 @@
                 <w:rFonts w:ascii="맑은 고딕" w:hAnsi="맑은 고딕" w:eastAsia="맑은 고딕"/>
                 <w:sz w:val="19"/>
               </w:rPr>
-              <w:t>실행 — 성인물 편중(당시 99,000건 기준 43.3%)으로 조합 효과 결론이 뒤집히는 것을 확인</w:t>
+              <w:t>실행: 성인물 편중(당시 99,000건 기준 43.3%)으로 조합 효과 결론이 뒤집히는 것을 확인</w:t>
             </w:r>
           </w:p>
         </w:tc>
@@ -1514,7 +1514,7 @@
                 <w:rFonts w:ascii="맑은 고딕" w:hAnsi="맑은 고딕" w:eastAsia="맑은 고딕"/>
                 <w:sz w:val="19"/>
               </w:rPr>
-              <w:t>실행 + 피드백 — 여러 요소가 함께 나타날 때의 차이를 중심에 둔다</w:t>
+              <w:t>실행 + 피드백: 여러 요소가 함께 나타날 때의 차이를 중심에 둔다</w:t>
             </w:r>
           </w:p>
         </w:tc>
@@ -1570,7 +1570,7 @@
                 <w:rFonts w:ascii="맑은 고딕" w:hAnsi="맑은 고딕" w:eastAsia="맑은 고딕"/>
                 <w:sz w:val="19"/>
               </w:rPr>
-              <w:t>피드백 + 실행 — 영상물 표본도 성인물 편중으로 전체를 대표하지 못함</w:t>
+              <w:t>피드백 + 실행: 영상물 표본도 성인물 편중으로 전체를 대표하지 못함</w:t>
             </w:r>
           </w:p>
         </w:tc>
@@ -1626,7 +1626,7 @@
                 <w:rFonts w:ascii="맑은 고딕" w:hAnsi="맑은 고딕" w:eastAsia="맑은 고딕"/>
                 <w:sz w:val="19"/>
               </w:rPr>
-              <w:t>피드백 — 그래프를 많이 넣기보다 핵심 질문에 답하도록 구성</w:t>
+              <w:t>피드백: 그래프를 많이 넣기보다 핵심 질문에 답하도록 구성</w:t>
             </w:r>
           </w:p>
         </w:tc>
@@ -1682,7 +1682,7 @@
                 <w:rFonts w:ascii="맑은 고딕" w:hAnsi="맑은 고딕" w:eastAsia="맑은 고딕"/>
                 <w:sz w:val="19"/>
               </w:rPr>
-              <w:t>실행 — 0~3단계 완료, 게임물 전 단계 보류</w:t>
+              <w:t>실행: 0~3단계 완료, 게임물 전 단계 보류</w:t>
             </w:r>
           </w:p>
         </w:tc>
@@ -1738,7 +1738,7 @@
                 <w:rFonts w:ascii="맑은 고딕" w:hAnsi="맑은 고딕" w:eastAsia="맑은 고딕"/>
                 <w:sz w:val="19"/>
               </w:rPr>
-              <w:t>실행 — 수집 중 발생한 실제 문제</w:t>
+              <w:t>실행: 수집 중 발생한 실제 문제</w:t>
             </w:r>
           </w:p>
         </w:tc>
@@ -1933,7 +1933,7 @@
                 <w:rFonts w:ascii="맑은 고딕" w:hAnsi="맑은 고딕" w:eastAsia="맑은 고딕"/>
                 <w:sz w:val="19"/>
               </w:rPr>
-              <w:t>실행 — 교차표 및 일치율 산출</w:t>
+              <w:t>실행: 교차표 및 일치율 산출</w:t>
             </w:r>
           </w:p>
         </w:tc>
@@ -1989,7 +1989,7 @@
                 <w:rFonts w:ascii="맑은 고딕" w:hAnsi="맑은 고딕" w:eastAsia="맑은 고딕"/>
                 <w:sz w:val="19"/>
               </w:rPr>
-              <w:t>실행 — 기존 질문이 전부 동어반복임이 확인됨</w:t>
+              <w:t>실행: 기존 질문이 전부 동어반복임이 확인됨</w:t>
             </w:r>
           </w:p>
         </w:tc>
@@ -2045,7 +2045,7 @@
                 <w:rFonts w:ascii="맑은 고딕" w:hAnsi="맑은 고딕" w:eastAsia="맑은 고딕"/>
                 <w:sz w:val="19"/>
               </w:rPr>
-              <w:t>실행 — 4.7절</w:t>
+              <w:t>실행: 4.7절</w:t>
             </w:r>
           </w:p>
         </w:tc>
@@ -2101,7 +2101,7 @@
                 <w:rFonts w:ascii="맑은 고딕" w:hAnsi="맑은 고딕" w:eastAsia="맑은 고딕"/>
                 <w:sz w:val="19"/>
               </w:rPr>
-              <w:t>실행 — 조합 효과는 이진화가 만든 착시였음</w:t>
+              <w:t>실행: 조합 효과는 이진화가 만든 착시였음</w:t>
             </w:r>
           </w:p>
         </w:tc>
@@ -2157,7 +2157,7 @@
                 <w:rFonts w:ascii="맑은 고딕" w:hAnsi="맑은 고딕" w:eastAsia="맑은 고딕"/>
                 <w:sz w:val="19"/>
               </w:rPr>
-              <w:t>실행 + 피드백 — 항등식 관계로 확인되어 분석 대상에서 제외</w:t>
+              <w:t>실행 + 피드백: 항등식 관계로 확인되어 분석 대상에서 제외</w:t>
             </w:r>
           </w:p>
         </w:tc>
@@ -2213,7 +2213,7 @@
                 <w:rFonts w:ascii="맑은 고딕" w:hAnsi="맑은 고딕" w:eastAsia="맑은 고딕"/>
                 <w:sz w:val="19"/>
               </w:rPr>
-              <w:t>실행 — 실제로 발생했고, 그 사실 자체를 결과로 전환함</w:t>
+              <w:t>실행: 실제로 발생했고, 그 사실 자체를 결과로 전환함</w:t>
             </w:r>
           </w:p>
         </w:tc>
@@ -2376,7 +2376,7 @@
                 <w:rFonts w:ascii="맑은 고딕" w:hAnsi="맑은 고딕" w:eastAsia="맑은 고딕"/>
                 <w:sz w:val="19"/>
               </w:rPr>
-              <w:t>실행 — 두 매체 모두 제공 건수와 정확히 일치하도록 수집 완료</w:t>
+              <w:t>실행: 두 매체 모두 제공 건수와 정확히 일치하도록 수집 완료</w:t>
             </w:r>
           </w:p>
         </w:tc>
@@ -2432,7 +2432,7 @@
                 <w:rFonts w:ascii="맑은 고딕" w:hAnsi="맑은 고딕" w:eastAsia="맑은 고딕"/>
                 <w:sz w:val="19"/>
               </w:rPr>
-              <w:t>실행 — 게임위 API 응답 확인</w:t>
+              <w:t>실행: 게임위 API 응답 확인</w:t>
             </w:r>
           </w:p>
         </w:tc>
@@ -2488,7 +2488,7 @@
                 <w:rFonts w:ascii="맑은 고딕" w:hAnsi="맑은 고딕" w:eastAsia="맑은 고딕"/>
                 <w:sz w:val="19"/>
               </w:rPr>
-              <w:t>실행 — descriptors 실측</w:t>
+              <w:t>실행: descriptors 실측</w:t>
             </w:r>
           </w:p>
         </w:tc>
@@ -2544,7 +2544,7 @@
                 <w:rFonts w:ascii="맑은 고딕" w:hAnsi="맑은 고딕" w:eastAsia="맑은 고딕"/>
                 <w:sz w:val="19"/>
               </w:rPr>
-              <w:t>실행 — 수집 완료</w:t>
+              <w:t>실행: 수집 완료</w:t>
             </w:r>
           </w:p>
         </w:tc>
@@ -2600,7 +2600,7 @@
                 <w:rFonts w:ascii="맑은 고딕" w:hAnsi="맑은 고딕" w:eastAsia="맑은 고딕"/>
                 <w:sz w:val="19"/>
               </w:rPr>
-              <w:t>실행 — 전량 재계산</w:t>
+              <w:t>실행: 전량 재계산</w:t>
             </w:r>
           </w:p>
         </w:tc>
@@ -2656,7 +2656,7 @@
                 <w:rFonts w:ascii="맑은 고딕" w:hAnsi="맑은 고딕" w:eastAsia="맑은 고딕"/>
                 <w:sz w:val="19"/>
               </w:rPr>
-              <w:t>실행 — 게임물 EDA</w:t>
+              <w:t>실행: 게임물 EDA</w:t>
             </w:r>
           </w:p>
         </w:tc>
@@ -2712,7 +2712,7 @@
                 <w:rFonts w:ascii="맑은 고딕" w:hAnsi="맑은 고딕" w:eastAsia="맑은 고딕"/>
                 <w:sz w:val="19"/>
               </w:rPr>
-              <w:t>실행 — compare_media.py</w:t>
+              <w:t>실행: compare_media.py</w:t>
             </w:r>
           </w:p>
         </w:tc>
@@ -2768,7 +2768,7 @@
                 <w:rFonts w:ascii="맑은 고딕" w:hAnsi="맑은 고딕" w:eastAsia="맑은 고딕"/>
                 <w:sz w:val="19"/>
               </w:rPr>
-              <w:t>실행 — 수집 완료 / 비교 설계</w:t>
+              <w:t>실행: 수집 완료 / 비교 설계</w:t>
             </w:r>
           </w:p>
         </w:tc>
@@ -2880,7 +2880,7 @@
                 <w:rFonts w:ascii="맑은 고딕" w:hAnsi="맑은 고딕" w:eastAsia="맑은 고딕"/>
                 <w:sz w:val="19"/>
               </w:rPr>
-              <w:t>실행 — 전량 수집 완료 / 비교 설계에서 새로 드러난 위험</w:t>
+              <w:t>실행: 전량 수집 완료 / 비교 설계에서 새로 드러난 위험</w:t>
             </w:r>
           </w:p>
         </w:tc>
@@ -2936,7 +2936,7 @@
                 <w:rFonts w:ascii="맑은 고딕" w:hAnsi="맑은 고딕" w:eastAsia="맑은 고딕"/>
                 <w:sz w:val="19"/>
               </w:rPr>
-              <w:t>피드백 — 읽기 쉬운 문서</w:t>
+              <w:t>피드백: 읽기 쉬운 문서</w:t>
             </w:r>
           </w:p>
         </w:tc>
@@ -3131,7 +3131,7 @@
                 <w:rFonts w:ascii="맑은 고딕" w:hAnsi="맑은 고딕" w:eastAsia="맑은 고딕"/>
                 <w:sz w:val="19"/>
               </w:rPr>
-              <w:t>결정 — 합치지 않고 나란히 놓는다</w:t>
+              <w:t>결정: 합치지 않고 나란히 놓는다</w:t>
             </w:r>
           </w:p>
         </w:tc>
@@ -3187,7 +3187,7 @@
                 <w:rFonts w:ascii="맑은 고딕" w:hAnsi="맑은 고딕" w:eastAsia="맑은 고딕"/>
                 <w:sz w:val="19"/>
               </w:rPr>
-              <w:t>실행 — data/external/README.md</w:t>
+              <w:t>실행: data/external/README.md</w:t>
             </w:r>
           </w:p>
         </w:tc>
@@ -3243,7 +3243,7 @@
                 <w:rFonts w:ascii="맑은 고딕" w:hAnsi="맑은 고딕" w:eastAsia="맑은 고딕"/>
                 <w:sz w:val="19"/>
               </w:rPr>
-              <w:t>실행 — compare_rater.py</w:t>
+              <w:t>실행: compare_rater.py</w:t>
             </w:r>
           </w:p>
         </w:tc>
@@ -3299,7 +3299,7 @@
                 <w:rFonts w:ascii="맑은 고딕" w:hAnsi="맑은 고딕" w:eastAsia="맑은 고딕"/>
                 <w:sz w:val="19"/>
               </w:rPr>
-              <w:t>실행 — 같은 기간 비교</w:t>
+              <w:t>실행: 같은 기간 비교</w:t>
             </w:r>
           </w:p>
         </w:tc>
@@ -3355,7 +3355,7 @@
                 <w:rFonts w:ascii="맑은 고딕" w:hAnsi="맑은 고딕" w:eastAsia="맑은 고딕"/>
                 <w:sz w:val="19"/>
               </w:rPr>
-              <w:t>결정 — 비교군을 화면 하나로 다룬다</w:t>
+              <w:t>결정: 비교군을 화면 하나로 다룬다</w:t>
             </w:r>
           </w:p>
         </w:tc>
@@ -3467,7 +3467,7 @@
                 <w:rFonts w:ascii="맑은 고딕" w:hAnsi="맑은 고딕" w:eastAsia="맑은 고딕"/>
                 <w:sz w:val="19"/>
               </w:rPr>
-              <w:t>실행 — 비교군 데이터의 제약</w:t>
+              <w:t>실행: 비교군 데이터의 제약</w:t>
             </w:r>
           </w:p>
         </w:tc>
@@ -3662,7 +3662,7 @@
                 <w:rFonts w:ascii="맑은 고딕" w:hAnsi="맑은 고딕" w:eastAsia="맑은 고딕"/>
                 <w:sz w:val="19"/>
               </w:rPr>
-              <w:t>실행 — 분석 완료</w:t>
+              <w:t>실행: 분석 완료</w:t>
             </w:r>
           </w:p>
         </w:tc>
@@ -3718,7 +3718,7 @@
                 <w:rFonts w:ascii="맑은 고딕" w:hAnsi="맑은 고딕" w:eastAsia="맑은 고딕"/>
                 <w:sz w:val="19"/>
               </w:rPr>
-              <w:t>실행 — eda_grac.py §0</w:t>
+              <w:t>실행: eda_grac.py §0</w:t>
             </w:r>
           </w:p>
         </w:tc>
@@ -3774,7 +3774,7 @@
                 <w:rFonts w:ascii="맑은 고딕" w:hAnsi="맑은 고딕" w:eastAsia="맑은 고딕"/>
                 <w:sz w:val="19"/>
               </w:rPr>
-              <w:t>실행 — 계획 단계 문장이 남아 있었음</w:t>
+              <w:t>실행: 계획 단계 문장이 남아 있었음</w:t>
             </w:r>
           </w:p>
         </w:tc>
@@ -3830,7 +3830,7 @@
                 <w:rFonts w:ascii="맑은 고딕" w:hAnsi="맑은 고딕" w:eastAsia="맑은 고딕"/>
                 <w:sz w:val="19"/>
               </w:rPr>
-              <w:t>정정 — 99,000건 시절 수치가 남아 있었음</w:t>
+              <w:t>정정: 99,000건 시절 수치가 남아 있었음</w:t>
             </w:r>
           </w:p>
         </w:tc>
@@ -3886,7 +3886,7 @@
                 <w:rFonts w:ascii="맑은 고딕" w:hAnsi="맑은 고딕" w:eastAsia="맑은 고딕"/>
                 <w:sz w:val="19"/>
               </w:rPr>
-              <w:t>실행 — outputs/final_report.html</w:t>
+              <w:t>실행: outputs/final_report.html</w:t>
             </w:r>
           </w:p>
         </w:tc>
@@ -4081,7 +4081,7 @@
                 <w:rFonts w:ascii="맑은 고딕" w:hAnsi="맑은 고딕" w:eastAsia="맑은 고딕"/>
                 <w:sz w:val="19"/>
               </w:rPr>
-              <w:t>정정 — 6번 화면은 v1.5에서 추가됐는데 성공 기준은 5개인 채로 남아 있었음</w:t>
+              <w:t>정정: 6번 화면은 v1.5에서 추가됐는데 성공 기준은 5개인 채로 남아 있었음</w:t>
             </w:r>
           </w:p>
         </w:tc>
@@ -4137,7 +4137,7 @@
                 <w:rFonts w:ascii="맑은 고딕" w:hAnsi="맑은 고딕" w:eastAsia="맑은 고딕"/>
                 <w:sz w:val="19"/>
               </w:rPr>
-              <w:t>실행 — 게임물 전량 확보로 단서가 불필요해짐</w:t>
+              <w:t>실행: 게임물 전량 확보로 단서가 불필요해짐</w:t>
             </w:r>
           </w:p>
         </w:tc>
@@ -4193,7 +4193,7 @@
                 <w:rFonts w:ascii="맑은 고딕" w:hAnsi="맑은 고딕" w:eastAsia="맑은 고딕"/>
                 <w:sz w:val="19"/>
               </w:rPr>
-              <w:t>정정 — 계획과 구현이 다름</w:t>
+              <w:t>정정: 계획과 구현이 다름</w:t>
             </w:r>
           </w:p>
         </w:tc>
@@ -4249,7 +4249,7 @@
                 <w:rFonts w:ascii="맑은 고딕" w:hAnsi="맑은 고딕" w:eastAsia="맑은 고딕"/>
                 <w:sz w:val="19"/>
               </w:rPr>
-              <w:t>실행 — 무료 요금제는 일정 시간 미사용 시 앱이 잠들고 깨우는 데 시간이 걸린다</w:t>
+              <w:t>실행: 무료 요금제는 일정 시간 미사용 시 앱이 잠들고 깨우는 데 시간이 걸린다</w:t>
             </w:r>
           </w:p>
         </w:tc>
@@ -4305,7 +4305,7 @@
                 <w:rFonts w:ascii="맑은 고딕" w:hAnsi="맑은 고딕" w:eastAsia="맑은 고딕"/>
                 <w:sz w:val="19"/>
               </w:rPr>
-              <w:t>실행 — Streamlit Cloud 는 저장소 파일만 읽어 슬림 사본이 필요했다</w:t>
+              <w:t>실행: Streamlit Cloud 는 저장소 파일만 읽어 슬림 사본이 필요했다</w:t>
             </w:r>
           </w:p>
         </w:tc>
@@ -4361,7 +4361,7 @@
                 <w:rFonts w:ascii="맑은 고딕" w:hAnsi="맑은 고딕" w:eastAsia="맑은 고딕"/>
                 <w:sz w:val="19"/>
               </w:rPr>
-              <w:t>실행 — 노트북을 쓰지 않고 스크립트+HTML 로 만들었다</w:t>
+              <w:t>실행: 노트북을 쓰지 않고 스크립트+HTML 로 만들었다</w:t>
             </w:r>
           </w:p>
         </w:tc>
@@ -4417,7 +4417,7 @@
                 <w:rFonts w:ascii="맑은 고딕" w:hAnsi="맑은 고딕" w:eastAsia="맑은 고딕"/>
                 <w:sz w:val="19"/>
               </w:rPr>
-              <w:t>실행 — 09-09 대시보드 · 09-14 통합본·청소년 분석·배포</w:t>
+              <w:t>실행: 09-09 대시보드 · 09-14 통합본·청소년 분석·배포</w:t>
             </w:r>
           </w:p>
         </w:tc>
@@ -4473,7 +4473,7 @@
                 <w:rFonts w:ascii="맑은 고딕" w:hAnsi="맑은 고딕" w:eastAsia="맑은 고딕"/>
                 <w:sz w:val="19"/>
               </w:rPr>
-              <w:t>실행 — 배포 후 확인된 제약</w:t>
+              <w:t>실행: 배포 후 확인된 제약</w:t>
             </w:r>
           </w:p>
         </w:tc>
@@ -4529,7 +4529,7 @@
                 <w:rFonts w:ascii="맑은 고딕" w:hAnsi="맑은 고딕" w:eastAsia="맑은 고딕"/>
                 <w:sz w:val="19"/>
               </w:rPr>
-              <w:t>결정 — 대외 제출 문서의 표기 기준에 맞춤</w:t>
+              <w:t>결정: 대외 제출 문서의 표기 기준에 맞춤</w:t>
             </w:r>
           </w:p>
         </w:tc>
@@ -5268,7 +5268,7 @@
                 <w:rFonts w:ascii="맑은 고딕" w:hAnsi="맑은 고딕" w:eastAsia="맑은 고딕"/>
                 <w:sz w:val="19"/>
               </w:rPr>
-              <w:t>6개 화면 정상 동작, 공개 URL 접근 가능 — 달성 (https://gucc-rating-analysis-260910.streamlit.app/)</w:t>
+              <w:t>6개 화면 정상 동작, 공개 URL 접근 가능. 달성 (https://gucc-rating-analysis-260910.streamlit.app/)</w:t>
             </w:r>
           </w:p>
         </w:tc>
@@ -6719,7 +6719,7 @@
                 <w:rFonts w:ascii="맑은 고딕" w:hAnsi="맑은 고딕" w:eastAsia="맑은 고딕"/>
                 <w:sz w:val="19"/>
               </w:rPr>
-              <w:t>제명(사용·원제), 관람등급, 신청등급, 등급분류일자, 종별, 상영시간, 제작사·감독·국적, 결정사유(rtCoreHarmRsnNm), 내용정보 세부 항목 7종(rtStdName1~7 — 4.6절에서 이름 확정)</w:t>
+              <w:t>제명(사용·원제), 관람등급, 신청등급, 등급분류일자, 종별, 상영시간, 제작사·감독·국적, 결정사유(rtCoreHarmRsnNm), 내용정보 세부 항목 7종(rtStdName1~7, 4.6절에서 이름 확정)</w:t>
             </w:r>
           </w:p>
         </w:tc>
@@ -8044,7 +8044,7 @@
                 <w:rFonts w:ascii="맑은 고딕" w:hAnsi="맑은 고딕" w:eastAsia="맑은 고딕"/>
                 <w:sz w:val="19"/>
               </w:rPr>
-              <w:t>—</w:t>
+              <w:t>없음</w:t>
             </w:r>
           </w:p>
         </w:tc>
@@ -8100,7 +8100,7 @@
                 <w:rFonts w:ascii="맑은 고딕" w:hAnsi="맑은 고딕" w:eastAsia="맑은 고딕"/>
                 <w:sz w:val="19"/>
               </w:rPr>
-              <w:t>—</w:t>
+              <w:t>없음</w:t>
             </w:r>
           </w:p>
         </w:tc>
@@ -8174,7 +8174,7 @@
                 <w:color w:val="9C5A00"/>
                 <w:sz w:val="19"/>
               </w:rPr>
-              <w:t xml:space="preserve">[유의 — 이진화 기준을 어디서 자를 것인가 (v1.4)] </w:t>
+              <w:t xml:space="preserve">[유의: 이진화 기준을 어디서 자를 것인가 (v1.4)] </w:t>
             </w:r>
             <w:r>
               <w:rPr>
@@ -9525,7 +9525,7 @@
           <w:color w:val="1F3864"/>
           <w:sz w:val="24"/>
         </w:rPr>
-        <w:t>4.7 영상물 — 등급은 내용정보의 가장 높은 단계와 같다</w:t>
+        <w:t>4.7 영상물: 등급은 내용정보의 가장 높은 단계와 같다</w:t>
       </w:r>
     </w:p>
     <w:p>
@@ -10518,7 +10518,7 @@
           <w:b w:val="0"/>
           <w:sz w:val="20"/>
         </w:rPr>
-        <w:t>※ v1.4 갱신 — 위 수치는 전량 134,462건 기준이다. v1.3의 99.90%는 99,000건 기준이었고, 전량으로 다시 계산하니 99.93%로 오히려 올라갔다. 등급표기 구간도 59,053건에서 94,516건으로 늘었지만 예외는 여전히 0건이다.</w:t>
+        <w:t>※ v1.4 갱신: 위 수치는 전량 134,462건 기준이다. v1.3의 99.90%는 99,000건 기준이었고, 전량으로 다시 계산하니 99.93%로 오히려 올라갔다. 등급표기 구간도 59,053건에서 94,516건으로 늘었지만 예외는 여전히 0건이다.</w:t>
       </w:r>
     </w:p>
     <w:tbl>
@@ -10577,7 +10577,7 @@
           <w:color w:val="1F3864"/>
           <w:sz w:val="24"/>
         </w:rPr>
-        <w:t>4.8 게임물 — 수준이 아니라 종류로 정한다</w:t>
+        <w:t>4.8 게임물: 수준이 아니라 종류로 정한다</w:t>
       </w:r>
     </w:p>
     <w:p>
@@ -12065,7 +12065,7 @@
                 <w:color w:val="9C5A00"/>
                 <w:sz w:val="19"/>
               </w:rPr>
-              <w:t xml:space="preserve">[함정 1 — 순환 논리 (v1.3: 현실화 확인됨)] </w:t>
+              <w:t xml:space="preserve">[함정 1: 순환 논리 (v1.3: 현실화 확인됨)] </w:t>
             </w:r>
             <w:r>
               <w:rPr>
@@ -12110,7 +12110,7 @@
                 <w:color w:val="9C5A00"/>
                 <w:sz w:val="19"/>
               </w:rPr>
-              <w:t xml:space="preserve">[함정 2 — 구성 변화 효과] </w:t>
+              <w:t xml:space="preserve">[함정 2: 구성 변화 효과] </w:t>
             </w:r>
             <w:r>
               <w:rPr>
@@ -12155,7 +12155,7 @@
                 <w:color w:val="9C5A00"/>
                 <w:sz w:val="19"/>
               </w:rPr>
-              <w:t xml:space="preserve">[함정 3 — 표본 구성 편중 (v1.2 신설)] </w:t>
+              <w:t xml:space="preserve">[함정 3: 표본 구성 편중 (v1.2 신설)] </w:t>
             </w:r>
             <w:r>
               <w:rPr>
@@ -12561,7 +12561,7 @@
           <w:b/>
           <w:sz w:val="20"/>
         </w:rPr>
-        <w:t>축④ 1차 결과 — 공개되는 것은 전체의 0.27%다</w:t>
+        <w:t>축④ 1차 결과: 공개되는 것은 전체의 0.27%다</w:t>
       </w:r>
     </w:p>
     <w:tbl>
@@ -12765,7 +12765,7 @@
                 <w:rFonts w:ascii="맑은 고딕" w:hAnsi="맑은 고딕" w:eastAsia="맑은 고딕"/>
                 <w:sz w:val="19"/>
               </w:rPr>
-              <w:t>참고 — 위원회 전 기간(19년)</w:t>
+              <w:t>참고: 위원회 전 기간(19년)</w:t>
             </w:r>
           </w:p>
         </w:tc>
@@ -12880,7 +12880,7 @@
           <w:b/>
           <w:sz w:val="20"/>
         </w:rPr>
-        <w:t>축① 1차 결과 — 게임물이 일관되게 더 엄하다</w:t>
+        <w:t>축① 1차 결과: 게임물이 일관되게 더 엄하다</w:t>
       </w:r>
     </w:p>
     <w:p>
@@ -14755,7 +14755,7 @@
                 <w:color w:val="9C5A00"/>
                 <w:sz w:val="19"/>
               </w:rPr>
-              <w:t xml:space="preserve">[필수 명시 — 게임물 (v1.5 정량화)] </w:t>
+              <w:t xml:space="preserve">[필수 명시: 게임물 (v1.5 정량화)] </w:t>
             </w:r>
             <w:r>
               <w:rPr>
@@ -14800,7 +14800,7 @@
                 <w:color w:val="9C5A00"/>
                 <w:sz w:val="19"/>
               </w:rPr>
-              <w:t xml:space="preserve">[필수 명시 — 영상물 (v1.2 신설)] </w:t>
+              <w:t xml:space="preserve">[필수 명시: 영상물 (v1.2 신설)] </w:t>
             </w:r>
             <w:r>
               <w:rPr>
@@ -15468,7 +15468,7 @@
           <w:rFonts w:ascii="맑은 고딕" w:hAnsi="맑은 고딕" w:eastAsia="맑은 고딕"/>
           <w:sz w:val="20"/>
         </w:rPr>
-        <w:t>기간 — 등급분류 연도 범위 (2007~2026 슬라이더)</w:t>
+        <w:t>기간: 등급분류 연도 범위 (2007~2026 슬라이더)</w:t>
       </w:r>
     </w:p>
     <w:p>
@@ -15482,7 +15482,7 @@
           <w:rFonts w:ascii="맑은 고딕" w:hAnsi="맑은 고딕" w:eastAsia="맑은 고딕"/>
           <w:sz w:val="20"/>
         </w:rPr>
-        <w:t>영상물 종별 — 다중 선택 (비우면 전체)</w:t>
+        <w:t>영상물 종별: 다중 선택 (비우면 전체)</w:t>
       </w:r>
     </w:p>
     <w:p>
@@ -15496,7 +15496,7 @@
           <w:rFonts w:ascii="맑은 고딕" w:hAnsi="맑은 고딕" w:eastAsia="맑은 고딕"/>
           <w:sz w:val="20"/>
         </w:rPr>
-        <w:t>게임물 플랫폼 — 다중 선택 (비우면 전체)</w:t>
+        <w:t>게임물 플랫폼: 다중 선택 (비우면 전체)</w:t>
       </w:r>
     </w:p>
     <w:p>
@@ -15510,7 +15510,7 @@
           <w:rFonts w:ascii="맑은 고딕" w:hAnsi="맑은 고딕" w:eastAsia="맑은 고딕"/>
           <w:sz w:val="20"/>
         </w:rPr>
-        <w:t>성인물 제외 — 켜고 끄기 (5.3절 함정 3)</w:t>
+        <w:t>성인물 제외: 켜고 끄기 (5.3절 함정 3)</w:t>
       </w:r>
     </w:p>
     <w:p>
@@ -15626,7 +15626,7 @@
                 <w:rFonts w:ascii="맑은 고딕" w:hAnsi="맑은 고딕" w:eastAsia="맑은 고딕"/>
                 <w:sz w:val="19"/>
               </w:rPr>
-              <w:t>필터 변경 후 화면 갱신은 3초 이내에 완료한다. 다만 한동안 쓰지 않아 앱이 잠든 뒤의 최초 접속(콜드 스타트)은 예외로 둔다 — R-13.</w:t>
+              <w:t>필터 변경 후 화면 갱신은 3초 이내에 완료한다. 다만 한동안 쓰지 않아 앱이 잠든 뒤의 최초 접속(콜드 스타트)은 예외로 둔다(R-13).</w:t>
             </w:r>
           </w:p>
         </w:tc>
@@ -15816,7 +15816,7 @@
                 <w:rFonts w:ascii="맑은 고딕" w:hAnsi="맑은 고딕" w:eastAsia="맑은 고딕"/>
                 <w:sz w:val="19"/>
               </w:rPr>
-              <w:t>Streamlit Cloud에 배포하여 별도 설치 없이 URL로 접근 가능하도록 한다. 달성 — https://gucc-rating-analysis-260910.streamlit.app/ (2026-09-14 확인)</w:t>
+              <w:t>Streamlit Cloud에 배포하여 별도 설치 없이 URL로 접근 가능하도록 한다. 달성: https://gucc-rating-analysis-260910.streamlit.app/ (2026-09-14 확인)</w:t>
             </w:r>
           </w:p>
         </w:tc>
@@ -16361,7 +16361,7 @@
                 <w:rFonts w:ascii="맑은 고딕" w:hAnsi="맑은 고딕" w:eastAsia="맑은 고딕"/>
                 <w:sz w:val="19"/>
               </w:rPr>
-              <w:t>게임·영상물 등급분류 통합 분석 Dataset — 240,290행 × 35열 (2007~2026)</w:t>
+              <w:t>게임·영상물 등급분류 통합 분석 Dataset: 240,290행 × 35열 (2007~2026)</w:t>
             </w:r>
           </w:p>
         </w:tc>
@@ -16417,7 +16417,7 @@
                 <w:rFonts w:ascii="맑은 고딕" w:hAnsi="맑은 고딕" w:eastAsia="맑은 고딕"/>
                 <w:sz w:val="19"/>
               </w:rPr>
-              <w:t>통합 Dataset 데이터 사전 — 열 정의와 통합 규칙</w:t>
+              <w:t>통합 Dataset 데이터 사전: 열 정의와 통합 규칙</w:t>
             </w:r>
           </w:p>
         </w:tc>
@@ -16641,7 +16641,7 @@
                 <w:rFonts w:ascii="맑은 고딕" w:hAnsi="맑은 고딕" w:eastAsia="맑은 고딕"/>
                 <w:sz w:val="19"/>
               </w:rPr>
-              <w:t>Streamlit 인터랙티브 대시보드 — 6개 화면</w:t>
+              <w:t>Streamlit 인터랙티브 대시보드: 6개 화면</w:t>
             </w:r>
           </w:p>
         </w:tc>
@@ -16753,7 +16753,7 @@
                 <w:rFonts w:ascii="맑은 고딕" w:hAnsi="맑은 고딕" w:eastAsia="맑은 고딕"/>
                 <w:sz w:val="19"/>
               </w:rPr>
-              <w:t>누가 매기는가 — 위원회 심의 대 자체등급분류 비교</w:t>
+              <w:t>분류 주체별 비교: 위원회 심의 대 사업자 자체등급분류</w:t>
             </w:r>
           </w:p>
         </w:tc>
@@ -18127,7 +18127,7 @@
                 <w:rFonts w:ascii="맑은 고딕" w:hAnsi="맑은 고딕" w:eastAsia="맑은 고딕"/>
                 <w:sz w:val="19"/>
               </w:rPr>
-              <w:t>자체등급분류 자료는 홈페이지 크롤링으로 얻은 것이고 현재 사무실 IP가 그 사이트에 차단돼 있다. 확보된 약 7주치가 전부이며 갱신이 불가능하다. 대응 — 비교군은 '한 시점의 스냅숏'으로만 쓰고, 추세나 시계열 해석에는 쓰지 않는다. 출처와 한계를 data/external/README.md 에 남긴다</w:t>
+              <w:t>자체등급분류 자료는 홈페이지 크롤링으로 얻은 것이고 현재 사무실 IP가 그 사이트에 차단돼 있다. 확보된 약 7주치가 전부이며 갱신이 불가능하다. 대응: 비교군은 '한 시점의 스냅숏'으로만 쓰고, 추세나 시계열 해석에는 쓰지 않는다. 출처와 한계를 data/external/README.md 에 남긴다</w:t>
             </w:r>
           </w:p>
         </w:tc>
@@ -18645,7 +18645,7 @@
                 <w:rFonts w:ascii="맑은 고딕" w:hAnsi="맑은 고딕" w:eastAsia="맑은 고딕"/>
                 <w:sz w:val="19"/>
               </w:rPr>
-              <w:t>영상물의 5단계를 게임물의 있음/없음에 맞추려면 어디선가 잘라야 하는데 그 지점을 데이터가 정해주지 않는다. 3단계로 자르면 게임물이 더 엄하게, 4단계로 자르면 영상물이 정의상 100%가 되어 비교가 성립하지 않는다. 대응 — 3단계 기준만 쓰고, 결론 문장에 기준을 항상 함께 적는다. 두 기준의 결과를 리포트에 나란히 싣는다</w:t>
+              <w:t>영상물의 5단계를 게임물의 있음/없음에 맞추려면 어디선가 잘라야 하는데 그 지점을 데이터가 정해주지 않는다. 3단계로 자르면 게임물이 더 엄하게, 4단계로 자르면 영상물이 정의상 100%가 되어 비교가 성립하지 않는다. 대응: 3단계 기준만 쓰고, 결론 문장에 기준을 항상 함께 적는다. 두 기준의 결과를 리포트에 나란히 싣는다</w:t>
             </w:r>
           </w:p>
         </w:tc>

--- a/docs/PRD_게임영상물_등급분류_분석_v1.7_260914.docx
+++ b/docs/PRD_게임영상물_등급분류_분석_v1.7_260914.docx
@@ -4530,6 +4530,174 @@
                 <w:sz w:val="19"/>
               </w:rPr>
               <w:t>결정: 대외 제출 문서의 표기 기준에 맞춤</w:t>
+            </w:r>
+          </w:p>
+        </w:tc>
+      </w:tr>
+      <w:tr>
+        <w:tc>
+          <w:tcPr>
+            <w:tcW w:type="dxa" w:w="680"/>
+          </w:tcPr>
+          <w:p>
+            <w:pPr>
+              <w:spacing w:after="40"/>
+            </w:pPr>
+            <w:r/>
+            <w:r>
+              <w:rPr>
+                <w:rFonts w:ascii="맑은 고딕" w:hAnsi="맑은 고딕" w:eastAsia="맑은 고딕"/>
+                <w:sz w:val="19"/>
+              </w:rPr>
+              <w:t>전 문서</w:t>
+            </w:r>
+          </w:p>
+        </w:tc>
+        <w:tc>
+          <w:tcPr>
+            <w:tcW w:type="dxa" w:w="4535"/>
+          </w:tcPr>
+          <w:p>
+            <w:pPr>
+              <w:spacing w:after="40"/>
+            </w:pPr>
+            <w:r/>
+            <w:r>
+              <w:rPr>
+                <w:rFonts w:ascii="맑은 고딕" w:hAnsi="맑은 고딕" w:eastAsia="맑은 고딕"/>
+                <w:sz w:val="19"/>
+              </w:rPr>
+              <w:t>줄표(—)를 걷어내고 구분은 쌍점으로 통일</w:t>
+            </w:r>
+          </w:p>
+        </w:tc>
+        <w:tc>
+          <w:tcPr>
+            <w:tcW w:type="dxa" w:w="3855"/>
+          </w:tcPr>
+          <w:p>
+            <w:pPr>
+              <w:spacing w:after="40"/>
+            </w:pPr>
+            <w:r/>
+            <w:r>
+              <w:rPr>
+                <w:rFonts w:ascii="맑은 고딕" w:hAnsi="맑은 고딕" w:eastAsia="맑은 고딕"/>
+                <w:sz w:val="19"/>
+              </w:rPr>
+              <w:t>결정: 표기 통일</w:t>
+            </w:r>
+          </w:p>
+        </w:tc>
+      </w:tr>
+      <w:tr>
+        <w:tc>
+          <w:tcPr>
+            <w:tcW w:type="dxa" w:w="680"/>
+          </w:tcPr>
+          <w:p>
+            <w:pPr>
+              <w:spacing w:after="40"/>
+            </w:pPr>
+            <w:r/>
+            <w:r>
+              <w:rPr>
+                <w:rFonts w:ascii="맑은 고딕" w:hAnsi="맑은 고딕" w:eastAsia="맑은 고딕"/>
+                <w:sz w:val="19"/>
+              </w:rPr>
+              <w:t>전 문서</w:t>
+            </w:r>
+          </w:p>
+        </w:tc>
+        <w:tc>
+          <w:tcPr>
+            <w:tcW w:type="dxa" w:w="4535"/>
+          </w:tcPr>
+          <w:p>
+            <w:pPr>
+              <w:spacing w:after="40"/>
+            </w:pPr>
+            <w:r/>
+            <w:r>
+              <w:rPr>
+                <w:rFonts w:ascii="맑은 고딕" w:hAnsi="맑은 고딕" w:eastAsia="맑은 고딕"/>
+                <w:sz w:val="19"/>
+              </w:rPr>
+              <w:t>폴더명·설정에 남아 있던 회사 약칭을 제거하고 배포 주소를 rating-analysis-260910 으로 변경</w:t>
+            </w:r>
+          </w:p>
+        </w:tc>
+        <w:tc>
+          <w:tcPr>
+            <w:tcW w:type="dxa" w:w="3855"/>
+          </w:tcPr>
+          <w:p>
+            <w:pPr>
+              <w:spacing w:after="40"/>
+            </w:pPr>
+            <w:r/>
+            <w:r>
+              <w:rPr>
+                <w:rFonts w:ascii="맑은 고딕" w:hAnsi="맑은 고딕" w:eastAsia="맑은 고딕"/>
+                <w:sz w:val="19"/>
+              </w:rPr>
+              <w:t>결정: 개인 프로젝트이므로 소속이 드러나지 않게 함</w:t>
+            </w:r>
+          </w:p>
+        </w:tc>
+      </w:tr>
+      <w:tr>
+        <w:tc>
+          <w:tcPr>
+            <w:tcW w:type="dxa" w:w="680"/>
+          </w:tcPr>
+          <w:p>
+            <w:pPr>
+              <w:spacing w:after="40"/>
+            </w:pPr>
+            <w:r/>
+            <w:r>
+              <w:rPr>
+                <w:rFonts w:ascii="맑은 고딕" w:hAnsi="맑은 고딕" w:eastAsia="맑은 고딕"/>
+                <w:sz w:val="19"/>
+              </w:rPr>
+              <w:t>8</w:t>
+            </w:r>
+          </w:p>
+        </w:tc>
+        <w:tc>
+          <w:tcPr>
+            <w:tcW w:type="dxa" w:w="4535"/>
+          </w:tcPr>
+          <w:p>
+            <w:pPr>
+              <w:spacing w:after="40"/>
+            </w:pPr>
+            <w:r/>
+            <w:r>
+              <w:rPr>
+                <w:rFonts w:ascii="맑은 고딕" w:hAnsi="맑은 고딕" w:eastAsia="맑은 고딕"/>
+                <w:sz w:val="19"/>
+              </w:rPr>
+              <w:t>산출물에 특강 발표자료(O-10) 추가</w:t>
+            </w:r>
+          </w:p>
+        </w:tc>
+        <w:tc>
+          <w:tcPr>
+            <w:tcW w:type="dxa" w:w="3855"/>
+          </w:tcPr>
+          <w:p>
+            <w:pPr>
+              <w:spacing w:after="40"/>
+            </w:pPr>
+            <w:r/>
+            <w:r>
+              <w:rPr>
+                <w:rFonts w:ascii="맑은 고딕" w:hAnsi="맑은 고딕" w:eastAsia="맑은 고딕"/>
+                <w:sz w:val="19"/>
+              </w:rPr>
+              <w:t>실행: docs/make_ppt.py</w:t>
             </w:r>
           </w:p>
         </w:tc>
@@ -5268,7 +5436,7 @@
                 <w:rFonts w:ascii="맑은 고딕" w:hAnsi="맑은 고딕" w:eastAsia="맑은 고딕"/>
                 <w:sz w:val="19"/>
               </w:rPr>
-              <w:t>6개 화면 정상 동작, 공개 URL 접근 가능. 달성 (https://gucc-rating-analysis-260910.streamlit.app/)</w:t>
+              <w:t>6개 화면 정상 동작, 공개 URL 접근 가능. 달성 (https://rating-analysis-260910.streamlit.app/)</w:t>
             </w:r>
           </w:p>
         </w:tc>
@@ -15816,7 +15984,7 @@
                 <w:rFonts w:ascii="맑은 고딕" w:hAnsi="맑은 고딕" w:eastAsia="맑은 고딕"/>
                 <w:sz w:val="19"/>
               </w:rPr>
-              <w:t>Streamlit Cloud에 배포하여 별도 설치 없이 URL로 접근 가능하도록 한다. 달성: https://gucc-rating-analysis-260910.streamlit.app/ (2026-09-14 확인)</w:t>
+              <w:t>Streamlit Cloud에 배포하여 별도 설치 없이 URL로 접근 가능하도록 한다. 달성: https://rating-analysis-260910.streamlit.app/ (2026-09-14 확인)</w:t>
             </w:r>
           </w:p>
         </w:tc>
@@ -16659,7 +16827,7 @@
                 <w:rFonts w:ascii="맑은 고딕" w:hAnsi="맑은 고딕" w:eastAsia="맑은 고딕"/>
                 <w:sz w:val="19"/>
               </w:rPr>
-              <w:t>https://gucc-rating-analysis-260910.streamlit.app/ (app.py · src/dashboard_calc.py)</w:t>
+              <w:t>https://rating-analysis-260910.streamlit.app/ (app.py · src/dashboard_calc.py)</w:t>
             </w:r>
           </w:p>
         </w:tc>
@@ -16884,6 +17052,62 @@
                 <w:sz w:val="19"/>
               </w:rPr>
               <w:t>outputs/stage4_report.html</w:t>
+            </w:r>
+          </w:p>
+        </w:tc>
+      </w:tr>
+      <w:tr>
+        <w:tc>
+          <w:tcPr>
+            <w:tcW w:type="dxa" w:w="794"/>
+          </w:tcPr>
+          <w:p>
+            <w:pPr>
+              <w:spacing w:after="40"/>
+            </w:pPr>
+            <w:r/>
+            <w:r>
+              <w:rPr>
+                <w:rFonts w:ascii="맑은 고딕" w:hAnsi="맑은 고딕" w:eastAsia="맑은 고딕"/>
+                <w:sz w:val="19"/>
+              </w:rPr>
+              <w:t>O-10</w:t>
+            </w:r>
+          </w:p>
+        </w:tc>
+        <w:tc>
+          <w:tcPr>
+            <w:tcW w:type="dxa" w:w="3742"/>
+          </w:tcPr>
+          <w:p>
+            <w:pPr>
+              <w:spacing w:after="40"/>
+            </w:pPr>
+            <w:r/>
+            <w:r>
+              <w:rPr>
+                <w:rFonts w:ascii="맑은 고딕" w:hAnsi="맑은 고딕" w:eastAsia="맑은 고딕"/>
+                <w:sz w:val="19"/>
+              </w:rPr>
+              <w:t>특강 발표자료 및 발표 노트 (18장)</w:t>
+            </w:r>
+          </w:p>
+        </w:tc>
+        <w:tc>
+          <w:tcPr>
+            <w:tcW w:type="dxa" w:w="4535"/>
+          </w:tcPr>
+          <w:p>
+            <w:pPr>
+              <w:spacing w:after="40"/>
+            </w:pPr>
+            <w:r/>
+            <w:r>
+              <w:rPr>
+                <w:rFonts w:ascii="맑은 고딕" w:hAnsi="맑은 고딕" w:eastAsia="맑은 고딕"/>
+                <w:sz w:val="19"/>
+              </w:rPr>
+              <w:t>docs/[BI 분석가 과정] 발표자료_260914_최은혜.pptx · 발표노트_260914_최은혜.docx (생성 docs/make_ppt.py)</w:t>
             </w:r>
           </w:p>
         </w:tc>

--- a/docs/PRD_게임영상물_등급분류_분석_v1.7_260914.docx
+++ b/docs/PRD_게임영상물_등급분류_분석_v1.7_260914.docx
@@ -14866,7 +14866,7 @@
           <w:b w:val="0"/>
           <w:sz w:val="20"/>
         </w:rPr>
-        <w:t>내용정보 단계 + 종별 + 연도로 상향 여부를 설명하면 AUC 0.825(5겹 교차검증)다. 여기서는 내용정보가 목표변수와 항등 관계가 아니므로 회귀가 성립한다. 다만 결정등급이 최고값이므로 '상향'은 곧 '최고값 &gt; 신청등급'이며, 신청등급을 설명변수로 넣으면 다시 항등식이 된다. 넣지 않았고, 이 모형이 재는 것은 신청사가 어디서 자기 등급을 낮게 예상하는가에 가깝다.</w:t>
+        <w:t>내용정보 단계 + 종별 + 연도로 상향 여부를 설명하면 AUC 0.818(5겹 교차검증), 설명력 0.170 이다. 여기서는 내용정보가 목표변수와 항등 관계가 아니므로 회귀가 성립한다. 다만 결정등급이 최고값이므로 '상향'은 곧 '최고값 &gt; 신청등급'이며, 신청등급을 설명변수로 넣으면 다시 항등식이 된다. 넣지 않았고, 이 모형이 재는 것은 신청사가 어디서 자기 등급을 낮게 예상하는가에 가깝다.</w:t>
       </w:r>
     </w:p>
     <w:p>
